--- a/active/プログラミング実践最終課題第４回報告書.docx
+++ b/active/プログラミング実践最終課題第４回報告書.docx
@@ -33,33 +33,32 @@
           <w:sz w:val="32"/>
           <w:szCs w:val="32"/>
         </w:rPr>
-        <w:t>1241445325 横山遼河</w:t>
-      </w:r>
-    </w:p>
-    <w:p>
-      <w:pPr>
-        <w:jc w:val="center"/>
+        <w:t>1241445325 横山</w:t>
+      </w:r>
+      <w:r>
         <w:rPr>
           <w:rFonts w:hint="eastAsia"/>
           <w:sz w:val="32"/>
           <w:szCs w:val="32"/>
         </w:rPr>
-      </w:pPr>
-      <w:r>
-        <w:rPr>
-          <w:rFonts w:hint="eastAsia"/>
+        <w:t>太郎</w:t>
+      </w:r>
+    </w:p>
+    <w:p>
+      <w:pPr>
+        <w:jc w:val="center"/>
+        <w:rPr>
           <w:sz w:val="32"/>
           <w:szCs w:val="32"/>
         </w:rPr>
-        <w:t>第</w:t>
-      </w:r>
+      </w:pPr>
       <w:r>
         <w:rPr>
           <w:rFonts w:hint="eastAsia"/>
           <w:sz w:val="32"/>
           <w:szCs w:val="32"/>
         </w:rPr>
-        <w:t>6</w:t>
+        <w:t>第</w:t>
       </w:r>
       <w:r>
         <w:rPr>
@@ -67,7 +66,7 @@
           <w:sz w:val="32"/>
           <w:szCs w:val="32"/>
         </w:rPr>
-        <w:t>回:</w:t>
+        <w:t>6</w:t>
       </w:r>
       <w:r>
         <w:rPr>
@@ -75,7 +74,7 @@
           <w:sz w:val="32"/>
           <w:szCs w:val="32"/>
         </w:rPr>
-        <w:t>1/</w:t>
+        <w:t>回:</w:t>
       </w:r>
       <w:r>
         <w:rPr>
@@ -83,146 +82,15 @@
           <w:sz w:val="32"/>
           <w:szCs w:val="32"/>
         </w:rPr>
-        <w:t>20</w:t>
-      </w:r>
-    </w:p>
-    <w:p>
-      <w:pPr>
+        <w:t>1/</w:t>
+      </w:r>
+      <w:r>
         <w:rPr>
           <w:rFonts w:hint="eastAsia"/>
           <w:sz w:val="32"/>
           <w:szCs w:val="32"/>
         </w:rPr>
-      </w:pPr>
-    </w:p>
-    <w:p>
-      <w:pPr>
-        <w:rPr>
-          <w:sz w:val="21"/>
-          <w:szCs w:val="21"/>
-        </w:rPr>
-      </w:pPr>
-      <w:r>
-        <w:rPr>
-          <w:rFonts w:hint="eastAsia"/>
-          <w:sz w:val="21"/>
-          <w:szCs w:val="21"/>
-        </w:rPr>
-        <w:t>開発記録:</w:t>
-      </w:r>
-    </w:p>
-    <w:p>
-      <w:pPr>
-        <w:rPr>
-          <w:sz w:val="21"/>
-          <w:szCs w:val="21"/>
-        </w:rPr>
-      </w:pPr>
-      <w:r>
-        <w:rPr>
-          <w:rFonts w:hint="eastAsia"/>
-          <w:sz w:val="21"/>
-          <w:szCs w:val="21"/>
-        </w:rPr>
-        <w:t>課題のシューティングゲームや、お絵かきアプリでも用いた自作のゲーム</w:t>
-      </w:r>
-      <w:r>
-        <w:rPr>
-          <w:rFonts w:hint="eastAsia"/>
-          <w:sz w:val="21"/>
-          <w:szCs w:val="21"/>
-        </w:rPr>
-        <w:t>エンジン</w:t>
-      </w:r>
-      <w:r>
-        <w:rPr>
-          <w:rFonts w:hint="eastAsia"/>
-          <w:sz w:val="21"/>
-          <w:szCs w:val="21"/>
-        </w:rPr>
-        <w:t>(Unityを大いに参考にした)</w:t>
-      </w:r>
-      <w:r>
-        <w:rPr>
-          <w:rFonts w:hint="eastAsia"/>
-          <w:sz w:val="21"/>
-          <w:szCs w:val="21"/>
-        </w:rPr>
-        <w:t>を拡張して</w:t>
-      </w:r>
-      <w:r>
-        <w:rPr>
-          <w:rFonts w:hint="eastAsia"/>
-          <w:sz w:val="21"/>
-          <w:szCs w:val="21"/>
-        </w:rPr>
-        <w:t>ネットワーク機能をつける。</w:t>
-      </w:r>
-    </w:p>
-    <w:p>
-      <w:pPr>
-        <w:rPr>
-          <w:sz w:val="21"/>
-          <w:szCs w:val="21"/>
-        </w:rPr>
-      </w:pPr>
-      <w:r>
-        <w:rPr>
-          <w:rFonts w:hint="eastAsia"/>
-          <w:sz w:val="21"/>
-          <w:szCs w:val="21"/>
-        </w:rPr>
-        <w:t>1/13時点</w:t>
-      </w:r>
-    </w:p>
-    <w:p>
-      <w:pPr>
-        <w:rPr>
-          <w:sz w:val="21"/>
-          <w:szCs w:val="21"/>
-        </w:rPr>
-      </w:pPr>
-      <w:r>
-        <w:rPr>
-          <w:rFonts w:hint="eastAsia"/>
-          <w:sz w:val="21"/>
-          <w:szCs w:val="21"/>
-        </w:rPr>
-        <w:t>UI機能を簡単に作るためのテンプレートクラスを作成</w:t>
-      </w:r>
-    </w:p>
-    <w:p>
-      <w:pPr>
-        <w:rPr>
-          <w:sz w:val="21"/>
-          <w:szCs w:val="21"/>
-        </w:rPr>
-      </w:pPr>
-      <w:r>
-        <w:rPr>
-          <w:rFonts w:hint="eastAsia"/>
-          <w:sz w:val="21"/>
-          <w:szCs w:val="21"/>
-        </w:rPr>
-        <w:t>掴む、ボタン機能がある(</w:t>
-      </w:r>
-      <w:proofErr w:type="spellStart"/>
-      <w:r>
-        <w:rPr>
-          <w:rFonts w:hint="eastAsia"/>
-          <w:sz w:val="21"/>
-          <w:szCs w:val="21"/>
-        </w:rPr>
-        <w:t>Java.awt.Button</w:t>
-      </w:r>
-      <w:proofErr w:type="spellEnd"/>
-      <w:r>
-        <w:rPr>
-          <w:rFonts w:hint="eastAsia"/>
-          <w:sz w:val="21"/>
-          <w:szCs w:val="21"/>
-        </w:rPr>
-        <w:t>は動かせなかったため自作)</w:t>
+        <w:t>20</w:t>
       </w:r>
     </w:p>
     <w:p>
@@ -246,13 +114,132 @@
           <w:sz w:val="21"/>
           <w:szCs w:val="21"/>
         </w:rPr>
+        <w:t>開発記録:</w:t>
+      </w:r>
+    </w:p>
+    <w:p>
+      <w:pPr>
+        <w:rPr>
+          <w:sz w:val="21"/>
+          <w:szCs w:val="21"/>
+        </w:rPr>
+      </w:pPr>
+      <w:r>
+        <w:rPr>
+          <w:rFonts w:hint="eastAsia"/>
+          <w:sz w:val="21"/>
+          <w:szCs w:val="21"/>
+        </w:rPr>
+        <w:t>課題のシューティングゲームや、お絵かきアプリでも用いた自作のゲーム</w:t>
+      </w:r>
+      <w:r>
+        <w:rPr>
+          <w:rFonts w:hint="eastAsia"/>
+          <w:sz w:val="21"/>
+          <w:szCs w:val="21"/>
+        </w:rPr>
+        <w:t>エンジン</w:t>
+      </w:r>
+      <w:r>
+        <w:rPr>
+          <w:rFonts w:hint="eastAsia"/>
+          <w:sz w:val="21"/>
+          <w:szCs w:val="21"/>
+        </w:rPr>
+        <w:t>(Unityを大いに参考にした)</w:t>
+      </w:r>
+      <w:r>
+        <w:rPr>
+          <w:rFonts w:hint="eastAsia"/>
+          <w:sz w:val="21"/>
+          <w:szCs w:val="21"/>
+        </w:rPr>
+        <w:t>を拡張して</w:t>
+      </w:r>
+      <w:r>
+        <w:rPr>
+          <w:rFonts w:hint="eastAsia"/>
+          <w:sz w:val="21"/>
+          <w:szCs w:val="21"/>
+        </w:rPr>
+        <w:t>ネットワーク機能をつける。</w:t>
+      </w:r>
+    </w:p>
+    <w:p>
+      <w:pPr>
+        <w:rPr>
+          <w:sz w:val="21"/>
+          <w:szCs w:val="21"/>
+        </w:rPr>
+      </w:pPr>
+      <w:r>
+        <w:rPr>
+          <w:rFonts w:hint="eastAsia"/>
+          <w:sz w:val="21"/>
+          <w:szCs w:val="21"/>
+        </w:rPr>
+        <w:t>1/13時点</w:t>
+      </w:r>
+    </w:p>
+    <w:p>
+      <w:pPr>
+        <w:rPr>
+          <w:sz w:val="21"/>
+          <w:szCs w:val="21"/>
+        </w:rPr>
+      </w:pPr>
+      <w:r>
+        <w:rPr>
+          <w:rFonts w:hint="eastAsia"/>
+          <w:sz w:val="21"/>
+          <w:szCs w:val="21"/>
+        </w:rPr>
+        <w:t>UI機能を簡単に作るためのテンプレートクラスを作成</w:t>
+      </w:r>
+    </w:p>
+    <w:p>
+      <w:pPr>
+        <w:rPr>
+          <w:sz w:val="21"/>
+          <w:szCs w:val="21"/>
+        </w:rPr>
+      </w:pPr>
+      <w:r>
+        <w:rPr>
+          <w:rFonts w:hint="eastAsia"/>
+          <w:sz w:val="21"/>
+          <w:szCs w:val="21"/>
+        </w:rPr>
+        <w:t>掴む、ボタン機能がある(Java.awt.Buttonは動かせなかったため自作)</w:t>
+      </w:r>
+    </w:p>
+    <w:p>
+      <w:pPr>
+        <w:rPr>
+          <w:sz w:val="32"/>
+          <w:szCs w:val="32"/>
+        </w:rPr>
+      </w:pPr>
+    </w:p>
+    <w:p>
+      <w:pPr>
+        <w:rPr>
+          <w:sz w:val="21"/>
+          <w:szCs w:val="21"/>
+        </w:rPr>
+      </w:pPr>
+      <w:r>
+        <w:rPr>
+          <w:rFonts w:hint="eastAsia"/>
+          <w:sz w:val="21"/>
+          <w:szCs w:val="21"/>
+        </w:rPr>
         <w:t>１/２０時点</w:t>
       </w:r>
     </w:p>
     <w:p>
       <w:pPr>
         <w:rPr>
-          <w:rFonts w:hint="eastAsia"/>
           <w:sz w:val="21"/>
           <w:szCs w:val="21"/>
         </w:rPr>
@@ -265,23 +252,13 @@
         </w:rPr>
         <w:t>ネットワーク接続機能は大方完成、</w:t>
       </w:r>
-      <w:proofErr w:type="spellStart"/>
-      <w:r>
-        <w:rPr>
-          <w:rFonts w:hint="eastAsia"/>
-          <w:sz w:val="21"/>
-          <w:szCs w:val="21"/>
-        </w:rPr>
-        <w:t>NetworkManager</w:t>
-      </w:r>
-      <w:proofErr w:type="spellEnd"/>
-      <w:r>
-        <w:rPr>
-          <w:rFonts w:hint="eastAsia"/>
-          <w:sz w:val="21"/>
-          <w:szCs w:val="21"/>
-        </w:rPr>
-        <w:t>はサーバー</w:t>
+      <w:r>
+        <w:rPr>
+          <w:rFonts w:hint="eastAsia"/>
+          <w:sz w:val="21"/>
+          <w:szCs w:val="21"/>
+        </w:rPr>
+        <w:t>NetworkManagerはサーバー</w:t>
       </w:r>
       <w:r>
         <w:rPr>
@@ -295,7 +272,6 @@
     <w:p>
       <w:pPr>
         <w:rPr>
-          <w:rFonts w:hint="eastAsia"/>
           <w:sz w:val="21"/>
           <w:szCs w:val="21"/>
         </w:rPr>
@@ -392,7 +368,6 @@
     <w:p>
       <w:pPr>
         <w:rPr>
-          <w:rFonts w:hint="eastAsia"/>
           <w:sz w:val="21"/>
           <w:szCs w:val="21"/>
         </w:rPr>
@@ -409,7 +384,6 @@
     <w:p>
       <w:pPr>
         <w:rPr>
-          <w:rFonts w:hint="eastAsia"/>
           <w:sz w:val="32"/>
           <w:szCs w:val="32"/>
         </w:rPr>
@@ -2468,23 +2442,6 @@
 </file>
 
 <file path=customXml/item1.xml><?xml version="1.0" encoding="utf-8"?>
-<?mso-contentType ?>
-<FormTemplates xmlns="http://schemas.microsoft.com/sharepoint/v3/contenttype/forms">
-  <Display>DocumentLibraryForm</Display>
-  <Edit>DocumentLibraryForm</Edit>
-  <New>DocumentLibraryForm</New>
-</FormTemplates>
-</file>
-
-<file path=customXml/item2.xml><?xml version="1.0" encoding="utf-8"?>
-<p:properties xmlns:p="http://schemas.microsoft.com/office/2006/metadata/properties" xmlns:xsi="http://www.w3.org/2001/XMLSchema-instance" xmlns:pc="http://schemas.microsoft.com/office/infopath/2007/PartnerControls">
-  <documentManagement>
-    <_activity xmlns="2ab10166-9297-4ab3-946c-01daea270a2e" xsi:nil="true"/>
-  </documentManagement>
-</p:properties>
-</file>
-
-<file path=customXml/item3.xml><?xml version="1.0" encoding="utf-8"?>
 <ct:contentTypeSchema xmlns:ct="http://schemas.microsoft.com/office/2006/metadata/contentType" xmlns:ma="http://schemas.microsoft.com/office/2006/metadata/properties/metaAttributes" ct:_="" ma:_="" ma:contentTypeName="ドキュメント" ma:contentTypeID="0x0101000B6E6F5EE866944FBF1D28539E95E29B" ma:contentTypeVersion="10" ma:contentTypeDescription="新しいドキュメントを作成します。" ma:contentTypeScope="" ma:versionID="138932cb95c7e0a817c2d099e5b41bb2">
   <xsd:schema xmlns:xsd="http://www.w3.org/2001/XMLSchema" xmlns:xs="http://www.w3.org/2001/XMLSchema" xmlns:p="http://schemas.microsoft.com/office/2006/metadata/properties" xmlns:ns3="2ab10166-9297-4ab3-946c-01daea270a2e" targetNamespace="http://schemas.microsoft.com/office/2006/metadata/properties" ma:root="true" ma:fieldsID="dbe77f39d9672c3070c0a367b88ddd7e" ns3:_="">
     <xsd:import namespace="2ab10166-9297-4ab3-946c-01daea270a2e"/>
@@ -2666,10 +2623,37 @@
 </ct:contentTypeSchema>
 </file>
 
+<file path=customXml/item2.xml><?xml version="1.0" encoding="utf-8"?>
+<p:properties xmlns:p="http://schemas.microsoft.com/office/2006/metadata/properties" xmlns:xsi="http://www.w3.org/2001/XMLSchema-instance" xmlns:pc="http://schemas.microsoft.com/office/infopath/2007/PartnerControls">
+  <documentManagement>
+    <_activity xmlns="2ab10166-9297-4ab3-946c-01daea270a2e" xsi:nil="true"/>
+  </documentManagement>
+</p:properties>
+</file>
+
+<file path=customXml/item3.xml><?xml version="1.0" encoding="utf-8"?>
+<?mso-contentType ?>
+<FormTemplates xmlns="http://schemas.microsoft.com/sharepoint/v3/contenttype/forms">
+  <Display>DocumentLibraryForm</Display>
+  <Edit>DocumentLibraryForm</Edit>
+  <New>DocumentLibraryForm</New>
+</FormTemplates>
+</file>
+
 <file path=customXml/itemProps1.xml><?xml version="1.0" encoding="utf-8"?>
-<ds:datastoreItem xmlns:ds="http://schemas.openxmlformats.org/officeDocument/2006/customXml" ds:itemID="{4621D572-F326-4E1A-8DDF-30B946714B8B}">
+<ds:datastoreItem xmlns:ds="http://schemas.openxmlformats.org/officeDocument/2006/customXml" ds:itemID="{73FC41B0-64A0-4869-8FB5-7A2979B007D5}">
   <ds:schemaRefs>
-    <ds:schemaRef ds:uri="http://schemas.microsoft.com/sharepoint/v3/contenttype/forms"/>
+    <ds:schemaRef ds:uri="http://schemas.microsoft.com/office/2006/metadata/contentType"/>
+    <ds:schemaRef ds:uri="http://schemas.microsoft.com/office/2006/metadata/properties/metaAttributes"/>
+    <ds:schemaRef ds:uri="http://www.w3.org/2001/XMLSchema"/>
+    <ds:schemaRef ds:uri="http://schemas.microsoft.com/office/2006/metadata/properties"/>
+    <ds:schemaRef ds:uri="2ab10166-9297-4ab3-946c-01daea270a2e"/>
+    <ds:schemaRef ds:uri="http://schemas.microsoft.com/office/2006/documentManagement/types"/>
+    <ds:schemaRef ds:uri="http://schemas.microsoft.com/office/infopath/2007/PartnerControls"/>
+    <ds:schemaRef ds:uri="http://schemas.openxmlformats.org/package/2006/metadata/core-properties"/>
+    <ds:schemaRef ds:uri="http://purl.org/dc/elements/1.1/"/>
+    <ds:schemaRef ds:uri="http://purl.org/dc/terms/"/>
+    <ds:schemaRef ds:uri="http://schemas.microsoft.com/internal/obd"/>
   </ds:schemaRefs>
 </ds:datastoreItem>
 </file>
@@ -2685,19 +2669,9 @@
 </file>
 
 <file path=customXml/itemProps3.xml><?xml version="1.0" encoding="utf-8"?>
-<ds:datastoreItem xmlns:ds="http://schemas.openxmlformats.org/officeDocument/2006/customXml" ds:itemID="{73FC41B0-64A0-4869-8FB5-7A2979B007D5}">
+<ds:datastoreItem xmlns:ds="http://schemas.openxmlformats.org/officeDocument/2006/customXml" ds:itemID="{4621D572-F326-4E1A-8DDF-30B946714B8B}">
   <ds:schemaRefs>
-    <ds:schemaRef ds:uri="http://schemas.microsoft.com/office/2006/metadata/contentType"/>
-    <ds:schemaRef ds:uri="http://schemas.microsoft.com/office/2006/metadata/properties/metaAttributes"/>
-    <ds:schemaRef ds:uri="http://www.w3.org/2001/XMLSchema"/>
-    <ds:schemaRef ds:uri="http://schemas.microsoft.com/office/2006/metadata/properties"/>
-    <ds:schemaRef ds:uri="2ab10166-9297-4ab3-946c-01daea270a2e"/>
-    <ds:schemaRef ds:uri="http://schemas.microsoft.com/office/2006/documentManagement/types"/>
-    <ds:schemaRef ds:uri="http://schemas.microsoft.com/office/infopath/2007/PartnerControls"/>
-    <ds:schemaRef ds:uri="http://schemas.openxmlformats.org/package/2006/metadata/core-properties"/>
-    <ds:schemaRef ds:uri="http://purl.org/dc/elements/1.1/"/>
-    <ds:schemaRef ds:uri="http://purl.org/dc/terms/"/>
-    <ds:schemaRef ds:uri="http://schemas.microsoft.com/internal/obd"/>
+    <ds:schemaRef ds:uri="http://schemas.microsoft.com/sharepoint/v3/contenttype/forms"/>
   </ds:schemaRefs>
 </ds:datastoreItem>
 </file>